--- a/fuentes/228147 _CF05_AD.docx
+++ b/fuentes/228147 _CF05_AD.docx
@@ -1,6 +1,6 @@
 
 <file path=word/document.xml><?xml version="1.0" encoding="utf-8"?>
-<w:document xmlns:wpc="http://schemas.microsoft.com/office/word/2010/wordprocessingCanvas" xmlns:cx="http://schemas.microsoft.com/office/drawing/2014/chartex" xmlns:cx1="http://schemas.microsoft.com/office/drawing/2015/9/8/chartex" xmlns:cx2="http://schemas.microsoft.com/office/drawing/2015/10/21/chartex" xmlns:cx3="http://schemas.microsoft.com/office/drawing/2016/5/9/chartex" xmlns:cx4="http://schemas.microsoft.com/office/drawing/2016/5/10/chartex" xmlns:cx5="http://schemas.microsoft.com/office/drawing/2016/5/11/chartex" xmlns:cx6="http://schemas.microsoft.com/office/drawing/2016/5/12/chartex" xmlns:cx7="http://schemas.microsoft.com/office/drawing/2016/5/13/chartex" xmlns:cx8="http://schemas.microsoft.com/office/drawing/2016/5/14/chartex" xmlns:mc="http://schemas.openxmlformats.org/markup-compatibility/2006" xmlns:aink="http://schemas.microsoft.com/office/drawing/2016/ink" xmlns:am3d="http://schemas.microsoft.com/office/drawing/2017/model3d" xmlns:o="urn:schemas-microsoft-com:office:office" xmlns:oel="http://schemas.microsoft.com/office/2019/extlst" xmlns:r="http://schemas.openxmlformats.org/officeDocument/2006/relationships" xmlns:m="http://schemas.openxmlformats.org/officeDocument/2006/math" xmlns:v="urn:schemas-microsoft-com:vml" xmlns:wp14="http://schemas.microsoft.com/office/word/2010/wordprocessingDrawing" xmlns:wp="http://schemas.openxmlformats.org/drawingml/2006/wordprocessingDrawing" xmlns:w10="urn:schemas-microsoft-com:office:word" xmlns:w="http://schemas.openxmlformats.org/wordprocessingml/2006/main" xmlns:w14="http://schemas.microsoft.com/office/word/2010/wordml" xmlns:w15="http://schemas.microsoft.com/office/word/2012/wordml" xmlns:w16cex="http://schemas.microsoft.com/office/word/2018/wordml/cex" xmlns:w16cid="http://schemas.microsoft.com/office/word/2016/wordml/cid" xmlns:w16="http://schemas.microsoft.com/office/word/2018/wordml" xmlns:w16sdtdh="http://schemas.microsoft.com/office/word/2020/wordml/sdtdatahash" xmlns:w16se="http://schemas.microsoft.com/office/word/2015/wordml/symex" xmlns:wpg="http://schemas.microsoft.com/office/word/2010/wordprocessingGroup" xmlns:wpi="http://schemas.microsoft.com/office/word/2010/wordprocessingInk" xmlns:wne="http://schemas.microsoft.com/office/word/2006/wordml" xmlns:wps="http://schemas.microsoft.com/office/word/2010/wordprocessingShape" mc:Ignorable="w14 w15 w16se w16cid w16 w16cex w16sdtdh wp14">
+<w:document xmlns:wpc="http://schemas.microsoft.com/office/word/2010/wordprocessingCanvas" xmlns:cx="http://schemas.microsoft.com/office/drawing/2014/chartex" xmlns:cx1="http://schemas.microsoft.com/office/drawing/2015/9/8/chartex" xmlns:cx2="http://schemas.microsoft.com/office/drawing/2015/10/21/chartex" xmlns:cx3="http://schemas.microsoft.com/office/drawing/2016/5/9/chartex" xmlns:cx4="http://schemas.microsoft.com/office/drawing/2016/5/10/chartex" xmlns:cx5="http://schemas.microsoft.com/office/drawing/2016/5/11/chartex" xmlns:cx6="http://schemas.microsoft.com/office/drawing/2016/5/12/chartex" xmlns:cx7="http://schemas.microsoft.com/office/drawing/2016/5/13/chartex" xmlns:cx8="http://schemas.microsoft.com/office/drawing/2016/5/14/chartex" xmlns:mc="http://schemas.openxmlformats.org/markup-compatibility/2006" xmlns:aink="http://schemas.microsoft.com/office/drawing/2016/ink" xmlns:am3d="http://schemas.microsoft.com/office/drawing/2017/model3d" xmlns:o="urn:schemas-microsoft-com:office:office" xmlns:r="http://schemas.openxmlformats.org/officeDocument/2006/relationships" xmlns:m="http://schemas.openxmlformats.org/officeDocument/2006/math" xmlns:v="urn:schemas-microsoft-com:vml" xmlns:wp14="http://schemas.microsoft.com/office/word/2010/wordprocessingDrawing" xmlns:wp="http://schemas.openxmlformats.org/drawingml/2006/wordprocessingDrawing" xmlns:w10="urn:schemas-microsoft-com:office:word" xmlns:w="http://schemas.openxmlformats.org/wordprocessingml/2006/main" xmlns:w14="http://schemas.microsoft.com/office/word/2010/wordml" xmlns:w15="http://schemas.microsoft.com/office/word/2012/wordml" xmlns:w16cex="http://schemas.microsoft.com/office/word/2018/wordml/cex" xmlns:w16cid="http://schemas.microsoft.com/office/word/2016/wordml/cid" xmlns:w16="http://schemas.microsoft.com/office/word/2018/wordml" xmlns:w16sdtdh="http://schemas.microsoft.com/office/word/2020/wordml/sdtdatahash" xmlns:w16se="http://schemas.microsoft.com/office/word/2015/wordml/symex" xmlns:wpg="http://schemas.microsoft.com/office/word/2010/wordprocessingGroup" xmlns:wpi="http://schemas.microsoft.com/office/word/2010/wordprocessingInk" xmlns:wne="http://schemas.microsoft.com/office/word/2006/wordml" xmlns:wps="http://schemas.microsoft.com/office/word/2010/wordprocessingShape" mc:Ignorable="w14 w15 w16se w16cid w16 w16cex w16sdtdh wp14">
   <w:body>
     <w:p>
       <w:pPr>
@@ -291,7 +291,31 @@
                 <w:szCs w:val="20"/>
                 <w:lang w:val="es-ES"/>
               </w:rPr>
-              <w:t>Señale en la columna Rta. Correcta con una (x) de acuerdo con las opciones presentadas.</w:t>
+              <w:t xml:space="preserve">Señale en la columna </w:t>
+            </w:r>
+            <w:proofErr w:type="spellStart"/>
+            <w:r>
+              <w:rPr>
+                <w:rFonts w:ascii="Calibri" w:eastAsia="Calibri" w:hAnsi="Calibri" w:cs="Calibri"/>
+                <w:b w:val="0"/>
+                <w:color w:val="595959"/>
+                <w:sz w:val="20"/>
+                <w:szCs w:val="20"/>
+                <w:lang w:val="es-ES"/>
+              </w:rPr>
+              <w:t>Rta</w:t>
+            </w:r>
+            <w:proofErr w:type="spellEnd"/>
+            <w:r>
+              <w:rPr>
+                <w:rFonts w:ascii="Calibri" w:eastAsia="Calibri" w:hAnsi="Calibri" w:cs="Calibri"/>
+                <w:b w:val="0"/>
+                <w:color w:val="595959"/>
+                <w:sz w:val="20"/>
+                <w:szCs w:val="20"/>
+                <w:lang w:val="es-ES"/>
+              </w:rPr>
+              <w:t>. Correcta con una (x) de acuerdo con las opciones presentadas.</w:t>
             </w:r>
           </w:p>
           <w:p>
@@ -805,7 +829,31 @@
                 <w:szCs w:val="20"/>
                 <w:lang w:val="es-ES"/>
               </w:rPr>
-              <w:t>¿En que consiste HTTP?</w:t>
+              <w:t xml:space="preserve">¿En </w:t>
+            </w:r>
+            <w:r>
+              <w:rPr>
+                <w:rFonts w:ascii="Calibri" w:eastAsia="Calibri" w:hAnsi="Calibri" w:cs="Calibri"/>
+                <w:b/>
+                <w:i/>
+                <w:color w:val="000000" w:themeColor="text1"/>
+                <w:sz w:val="20"/>
+                <w:szCs w:val="20"/>
+                <w:lang w:val="es-ES"/>
+              </w:rPr>
+              <w:t>qué</w:t>
+            </w:r>
+            <w:r>
+              <w:rPr>
+                <w:rFonts w:ascii="Calibri" w:eastAsia="Calibri" w:hAnsi="Calibri" w:cs="Calibri"/>
+                <w:b/>
+                <w:i/>
+                <w:color w:val="000000" w:themeColor="text1"/>
+                <w:sz w:val="20"/>
+                <w:szCs w:val="20"/>
+                <w:lang w:val="es-ES"/>
+              </w:rPr>
+              <w:t xml:space="preserve"> consiste HTTP?</w:t>
             </w:r>
           </w:p>
         </w:tc>
@@ -824,14 +872,25 @@
                 <w:lang w:val="es-ES"/>
               </w:rPr>
             </w:pPr>
-            <w:r>
-              <w:rPr>
-                <w:rFonts w:ascii="Calibri" w:eastAsia="Calibri" w:hAnsi="Calibri" w:cs="Calibri"/>
-                <w:i/>
-                <w:color w:val="000000" w:themeColor="text1"/>
-                <w:lang w:val="es-ES"/>
-              </w:rPr>
-              <w:t>Rta(s) correcta(s) (x)</w:t>
+            <w:proofErr w:type="spellStart"/>
+            <w:r>
+              <w:rPr>
+                <w:rFonts w:ascii="Calibri" w:eastAsia="Calibri" w:hAnsi="Calibri" w:cs="Calibri"/>
+                <w:i/>
+                <w:color w:val="000000" w:themeColor="text1"/>
+                <w:lang w:val="es-ES"/>
+              </w:rPr>
+              <w:t>Rta</w:t>
+            </w:r>
+            <w:proofErr w:type="spellEnd"/>
+            <w:r>
+              <w:rPr>
+                <w:rFonts w:ascii="Calibri" w:eastAsia="Calibri" w:hAnsi="Calibri" w:cs="Calibri"/>
+                <w:i/>
+                <w:color w:val="000000" w:themeColor="text1"/>
+                <w:lang w:val="es-ES"/>
+              </w:rPr>
+              <w:t>(s) correcta(s) (x)</w:t>
             </w:r>
           </w:p>
         </w:tc>
@@ -1294,7 +1353,7 @@
                 <w:color w:val="000000" w:themeColor="text1"/>
                 <w:lang w:val="es-ES"/>
               </w:rPr>
-              <w:t xml:space="preserve">Los otros son protocolos de la capa de aplicación pero no sirven para hacer transferencia  de documentos </w:t>
+              <w:t xml:space="preserve">Los otros son protocolos de la capa de aplicación pero no sirven para hacer transferencia de documentos </w:t>
             </w:r>
             <w:r>
               <w:rPr>
@@ -1361,7 +1420,31 @@
                 <w:szCs w:val="20"/>
                 <w:lang w:val="es-ES"/>
               </w:rPr>
-              <w:t>¿En que consiste SMTP?</w:t>
+              <w:t xml:space="preserve">¿En </w:t>
+            </w:r>
+            <w:r>
+              <w:rPr>
+                <w:rFonts w:ascii="Calibri" w:eastAsia="Calibri" w:hAnsi="Calibri" w:cs="Calibri"/>
+                <w:b/>
+                <w:i/>
+                <w:color w:val="000000" w:themeColor="text1"/>
+                <w:sz w:val="20"/>
+                <w:szCs w:val="20"/>
+                <w:lang w:val="es-ES"/>
+              </w:rPr>
+              <w:t>qué</w:t>
+            </w:r>
+            <w:r>
+              <w:rPr>
+                <w:rFonts w:ascii="Calibri" w:eastAsia="Calibri" w:hAnsi="Calibri" w:cs="Calibri"/>
+                <w:b/>
+                <w:i/>
+                <w:color w:val="000000" w:themeColor="text1"/>
+                <w:sz w:val="20"/>
+                <w:szCs w:val="20"/>
+                <w:lang w:val="es-ES"/>
+              </w:rPr>
+              <w:t xml:space="preserve"> consiste SMTP?</w:t>
             </w:r>
           </w:p>
         </w:tc>
@@ -1663,7 +1746,7 @@
                 <w:color w:val="000000" w:themeColor="text1"/>
                 <w:lang w:val="es-ES"/>
               </w:rPr>
-              <w:t>Permite  tener un sistema de nombres de dominio</w:t>
+              <w:t>Permite tener un sistema de nombres de dominio</w:t>
             </w:r>
             <w:r>
               <w:rPr>
@@ -1905,7 +1988,31 @@
                 <w:szCs w:val="20"/>
                 <w:lang w:val="es-ES"/>
               </w:rPr>
-              <w:t>¿En que consiste FTP?</w:t>
+              <w:t xml:space="preserve">¿En </w:t>
+            </w:r>
+            <w:r>
+              <w:rPr>
+                <w:rFonts w:ascii="Calibri" w:eastAsia="Calibri" w:hAnsi="Calibri" w:cs="Calibri"/>
+                <w:b/>
+                <w:i/>
+                <w:color w:val="000000" w:themeColor="text1"/>
+                <w:sz w:val="20"/>
+                <w:szCs w:val="20"/>
+                <w:lang w:val="es-ES"/>
+              </w:rPr>
+              <w:t>qué</w:t>
+            </w:r>
+            <w:r>
+              <w:rPr>
+                <w:rFonts w:ascii="Calibri" w:eastAsia="Calibri" w:hAnsi="Calibri" w:cs="Calibri"/>
+                <w:b/>
+                <w:i/>
+                <w:color w:val="000000" w:themeColor="text1"/>
+                <w:sz w:val="20"/>
+                <w:szCs w:val="20"/>
+                <w:lang w:val="es-ES"/>
+              </w:rPr>
+              <w:t xml:space="preserve"> consiste FTP?</w:t>
             </w:r>
           </w:p>
         </w:tc>
@@ -2446,7 +2553,31 @@
                 <w:szCs w:val="20"/>
                 <w:lang w:val="es-ES"/>
               </w:rPr>
-              <w:t>¿En que consiste DNS?</w:t>
+              <w:t xml:space="preserve">¿En </w:t>
+            </w:r>
+            <w:r>
+              <w:rPr>
+                <w:rFonts w:ascii="Calibri" w:eastAsia="Calibri" w:hAnsi="Calibri" w:cs="Calibri"/>
+                <w:b/>
+                <w:i/>
+                <w:color w:val="000000" w:themeColor="text1"/>
+                <w:sz w:val="20"/>
+                <w:szCs w:val="20"/>
+                <w:lang w:val="es-ES"/>
+              </w:rPr>
+              <w:t>qué</w:t>
+            </w:r>
+            <w:r>
+              <w:rPr>
+                <w:rFonts w:ascii="Calibri" w:eastAsia="Calibri" w:hAnsi="Calibri" w:cs="Calibri"/>
+                <w:b/>
+                <w:i/>
+                <w:color w:val="000000" w:themeColor="text1"/>
+                <w:sz w:val="20"/>
+                <w:szCs w:val="20"/>
+                <w:lang w:val="es-ES"/>
+              </w:rPr>
+              <w:t xml:space="preserve"> consiste DNS?</w:t>
             </w:r>
           </w:p>
         </w:tc>
@@ -2841,7 +2972,25 @@
                 <w:color w:val="000000" w:themeColor="text1"/>
                 <w:lang w:val="es-ES"/>
               </w:rPr>
-              <w:t>Este es un protocolo de la capa de aplicación hacer la conversión de un nombre de una pagina a una dirección IP y así realizar el enrutamiento</w:t>
+              <w:t xml:space="preserve">Este es un protocolo de la capa de aplicación hacer la conversión de un nombre de una </w:t>
+            </w:r>
+            <w:r>
+              <w:rPr>
+                <w:rFonts w:ascii="Calibri" w:eastAsia="Calibri" w:hAnsi="Calibri" w:cs="Calibri"/>
+                <w:i/>
+                <w:color w:val="000000" w:themeColor="text1"/>
+                <w:lang w:val="es-ES"/>
+              </w:rPr>
+              <w:t>página</w:t>
+            </w:r>
+            <w:r>
+              <w:rPr>
+                <w:rFonts w:ascii="Calibri" w:eastAsia="Calibri" w:hAnsi="Calibri" w:cs="Calibri"/>
+                <w:i/>
+                <w:color w:val="000000" w:themeColor="text1"/>
+                <w:lang w:val="es-ES"/>
+              </w:rPr>
+              <w:t xml:space="preserve"> a una dirección IP y así realizar el enrutamiento</w:t>
             </w:r>
             <w:r>
               <w:rPr>
@@ -3295,7 +3444,27 @@
                 <w:color w:val="000000" w:themeColor="text1"/>
                 <w:lang w:val="es-ES"/>
               </w:rPr>
-              <w:t>Tiempo necesario para propagarse desde el principio del enlace hasta el router de destino</w:t>
+              <w:t xml:space="preserve">Tiempo necesario para propagarse desde el principio del enlace hasta el </w:t>
+            </w:r>
+            <w:proofErr w:type="spellStart"/>
+            <w:r>
+              <w:rPr>
+                <w:rFonts w:ascii="Calibri" w:eastAsia="Calibri" w:hAnsi="Calibri" w:cs="Calibri"/>
+                <w:i/>
+                <w:color w:val="000000" w:themeColor="text1"/>
+                <w:lang w:val="es-ES"/>
+              </w:rPr>
+              <w:t>router</w:t>
+            </w:r>
+            <w:proofErr w:type="spellEnd"/>
+            <w:r>
+              <w:rPr>
+                <w:rFonts w:ascii="Calibri" w:eastAsia="Calibri" w:hAnsi="Calibri" w:cs="Calibri"/>
+                <w:i/>
+                <w:color w:val="000000" w:themeColor="text1"/>
+                <w:lang w:val="es-ES"/>
+              </w:rPr>
+              <w:t xml:space="preserve"> de destino</w:t>
             </w:r>
             <w:r>
               <w:rPr>
@@ -3545,7 +3714,7 @@
                 <w:color w:val="000000"/>
                 <w:lang w:val="es-ES"/>
               </w:rPr>
-              <w:t>¡Excelente! Te felicito, has superado la actividad</w:t>
+              <w:t>¡Excelente! has superado la actividad</w:t>
             </w:r>
             <w:r>
               <w:rPr>
@@ -3691,7 +3860,16 @@
                 <w:color w:val="000000"/>
                 <w:lang w:val="es-ES"/>
               </w:rPr>
-              <w:t>Te recomendamos volver a revisar el componente formativo e intentar nuevamente la actividad didáctica</w:t>
+              <w:t>R</w:t>
+            </w:r>
+            <w:r>
+              <w:rPr>
+                <w:rFonts w:ascii="Calibri" w:eastAsia="Calibri" w:hAnsi="Calibri" w:cs="Calibri"/>
+                <w:i/>
+                <w:color w:val="000000"/>
+                <w:lang w:val="es-ES"/>
+              </w:rPr>
+              <w:t>ecomendamos volver a revisar el componente formativo e intentar nuevamente la actividad didáctica</w:t>
             </w:r>
             <w:r>
               <w:rPr>
@@ -3995,8 +4173,19 @@
                 <w:color w:val="595959"/>
                 <w:lang w:val="es-ES"/>
               </w:rPr>
-              <w:t>Gloria Alzate</w:t>
-            </w:r>
+              <w:t xml:space="preserve">Gloria </w:t>
+            </w:r>
+            <w:proofErr w:type="spellStart"/>
+            <w:r>
+              <w:rPr>
+                <w:rFonts w:ascii="Calibri" w:eastAsia="Calibri" w:hAnsi="Calibri" w:cs="Calibri"/>
+                <w:b/>
+                <w:color w:val="595959"/>
+                <w:lang w:val="es-ES"/>
+              </w:rPr>
+              <w:t>Alzate</w:t>
+            </w:r>
+            <w:proofErr w:type="spellEnd"/>
           </w:p>
         </w:tc>
         <w:tc>
@@ -4178,7 +4367,7 @@
 </file>
 
 <file path=word/endnotes.xml><?xml version="1.0" encoding="utf-8"?>
-<w:endnotes xmlns:wpc="http://schemas.microsoft.com/office/word/2010/wordprocessingCanvas" xmlns:cx="http://schemas.microsoft.com/office/drawing/2014/chartex" xmlns:cx1="http://schemas.microsoft.com/office/drawing/2015/9/8/chartex" xmlns:cx2="http://schemas.microsoft.com/office/drawing/2015/10/21/chartex" xmlns:cx3="http://schemas.microsoft.com/office/drawing/2016/5/9/chartex" xmlns:cx4="http://schemas.microsoft.com/office/drawing/2016/5/10/chartex" xmlns:cx5="http://schemas.microsoft.com/office/drawing/2016/5/11/chartex" xmlns:cx6="http://schemas.microsoft.com/office/drawing/2016/5/12/chartex" xmlns:cx7="http://schemas.microsoft.com/office/drawing/2016/5/13/chartex" xmlns:cx8="http://schemas.microsoft.com/office/drawing/2016/5/14/chartex" xmlns:mc="http://schemas.openxmlformats.org/markup-compatibility/2006" xmlns:aink="http://schemas.microsoft.com/office/drawing/2016/ink" xmlns:am3d="http://schemas.microsoft.com/office/drawing/2017/model3d" xmlns:o="urn:schemas-microsoft-com:office:office" xmlns:oel="http://schemas.microsoft.com/office/2019/extlst" xmlns:r="http://schemas.openxmlformats.org/officeDocument/2006/relationships" xmlns:m="http://schemas.openxmlformats.org/officeDocument/2006/math" xmlns:v="urn:schemas-microsoft-com:vml" xmlns:wp14="http://schemas.microsoft.com/office/word/2010/wordprocessingDrawing" xmlns:wp="http://schemas.openxmlformats.org/drawingml/2006/wordprocessingDrawing" xmlns:w10="urn:schemas-microsoft-com:office:word" xmlns:w="http://schemas.openxmlformats.org/wordprocessingml/2006/main" xmlns:w14="http://schemas.microsoft.com/office/word/2010/wordml" xmlns:w15="http://schemas.microsoft.com/office/word/2012/wordml" xmlns:w16cex="http://schemas.microsoft.com/office/word/2018/wordml/cex" xmlns:w16cid="http://schemas.microsoft.com/office/word/2016/wordml/cid" xmlns:w16="http://schemas.microsoft.com/office/word/2018/wordml" xmlns:w16sdtdh="http://schemas.microsoft.com/office/word/2020/wordml/sdtdatahash" xmlns:w16se="http://schemas.microsoft.com/office/word/2015/wordml/symex" xmlns:wpg="http://schemas.microsoft.com/office/word/2010/wordprocessingGroup" xmlns:wpi="http://schemas.microsoft.com/office/word/2010/wordprocessingInk" xmlns:wne="http://schemas.microsoft.com/office/word/2006/wordml" xmlns:wps="http://schemas.microsoft.com/office/word/2010/wordprocessingShape" mc:Ignorable="w14 w15 w16se w16cid w16 w16cex w16sdtdh wp14">
+<w:endnotes xmlns:wpc="http://schemas.microsoft.com/office/word/2010/wordprocessingCanvas" xmlns:cx="http://schemas.microsoft.com/office/drawing/2014/chartex" xmlns:cx1="http://schemas.microsoft.com/office/drawing/2015/9/8/chartex" xmlns:cx2="http://schemas.microsoft.com/office/drawing/2015/10/21/chartex" xmlns:cx3="http://schemas.microsoft.com/office/drawing/2016/5/9/chartex" xmlns:cx4="http://schemas.microsoft.com/office/drawing/2016/5/10/chartex" xmlns:cx5="http://schemas.microsoft.com/office/drawing/2016/5/11/chartex" xmlns:cx6="http://schemas.microsoft.com/office/drawing/2016/5/12/chartex" xmlns:cx7="http://schemas.microsoft.com/office/drawing/2016/5/13/chartex" xmlns:cx8="http://schemas.microsoft.com/office/drawing/2016/5/14/chartex" xmlns:mc="http://schemas.openxmlformats.org/markup-compatibility/2006" xmlns:aink="http://schemas.microsoft.com/office/drawing/2016/ink" xmlns:am3d="http://schemas.microsoft.com/office/drawing/2017/model3d" xmlns:o="urn:schemas-microsoft-com:office:office" xmlns:r="http://schemas.openxmlformats.org/officeDocument/2006/relationships" xmlns:m="http://schemas.openxmlformats.org/officeDocument/2006/math" xmlns:v="urn:schemas-microsoft-com:vml" xmlns:wp14="http://schemas.microsoft.com/office/word/2010/wordprocessingDrawing" xmlns:wp="http://schemas.openxmlformats.org/drawingml/2006/wordprocessingDrawing" xmlns:w10="urn:schemas-microsoft-com:office:word" xmlns:w="http://schemas.openxmlformats.org/wordprocessingml/2006/main" xmlns:w14="http://schemas.microsoft.com/office/word/2010/wordml" xmlns:w15="http://schemas.microsoft.com/office/word/2012/wordml" xmlns:w16cex="http://schemas.microsoft.com/office/word/2018/wordml/cex" xmlns:w16cid="http://schemas.microsoft.com/office/word/2016/wordml/cid" xmlns:w16="http://schemas.microsoft.com/office/word/2018/wordml" xmlns:w16sdtdh="http://schemas.microsoft.com/office/word/2020/wordml/sdtdatahash" xmlns:w16se="http://schemas.microsoft.com/office/word/2015/wordml/symex" xmlns:wpg="http://schemas.microsoft.com/office/word/2010/wordprocessingGroup" xmlns:wpi="http://schemas.microsoft.com/office/word/2010/wordprocessingInk" xmlns:wne="http://schemas.microsoft.com/office/word/2006/wordml" xmlns:wps="http://schemas.microsoft.com/office/word/2010/wordprocessingShape" mc:Ignorable="w14 w15 w16se w16cid w16 w16cex w16sdtdh wp14">
   <w:endnote w:type="separator" w:id="-1">
     <w:p>
       <w:pPr>
@@ -4203,7 +4392,7 @@
 </file>
 
 <file path=word/footnotes.xml><?xml version="1.0" encoding="utf-8"?>
-<w:footnotes xmlns:wpc="http://schemas.microsoft.com/office/word/2010/wordprocessingCanvas" xmlns:cx="http://schemas.microsoft.com/office/drawing/2014/chartex" xmlns:cx1="http://schemas.microsoft.com/office/drawing/2015/9/8/chartex" xmlns:cx2="http://schemas.microsoft.com/office/drawing/2015/10/21/chartex" xmlns:cx3="http://schemas.microsoft.com/office/drawing/2016/5/9/chartex" xmlns:cx4="http://schemas.microsoft.com/office/drawing/2016/5/10/chartex" xmlns:cx5="http://schemas.microsoft.com/office/drawing/2016/5/11/chartex" xmlns:cx6="http://schemas.microsoft.com/office/drawing/2016/5/12/chartex" xmlns:cx7="http://schemas.microsoft.com/office/drawing/2016/5/13/chartex" xmlns:cx8="http://schemas.microsoft.com/office/drawing/2016/5/14/chartex" xmlns:mc="http://schemas.openxmlformats.org/markup-compatibility/2006" xmlns:aink="http://schemas.microsoft.com/office/drawing/2016/ink" xmlns:am3d="http://schemas.microsoft.com/office/drawing/2017/model3d" xmlns:o="urn:schemas-microsoft-com:office:office" xmlns:oel="http://schemas.microsoft.com/office/2019/extlst" xmlns:r="http://schemas.openxmlformats.org/officeDocument/2006/relationships" xmlns:m="http://schemas.openxmlformats.org/officeDocument/2006/math" xmlns:v="urn:schemas-microsoft-com:vml" xmlns:wp14="http://schemas.microsoft.com/office/word/2010/wordprocessingDrawing" xmlns:wp="http://schemas.openxmlformats.org/drawingml/2006/wordprocessingDrawing" xmlns:w10="urn:schemas-microsoft-com:office:word" xmlns:w="http://schemas.openxmlformats.org/wordprocessingml/2006/main" xmlns:w14="http://schemas.microsoft.com/office/word/2010/wordml" xmlns:w15="http://schemas.microsoft.com/office/word/2012/wordml" xmlns:w16cex="http://schemas.microsoft.com/office/word/2018/wordml/cex" xmlns:w16cid="http://schemas.microsoft.com/office/word/2016/wordml/cid" xmlns:w16="http://schemas.microsoft.com/office/word/2018/wordml" xmlns:w16sdtdh="http://schemas.microsoft.com/office/word/2020/wordml/sdtdatahash" xmlns:w16se="http://schemas.microsoft.com/office/word/2015/wordml/symex" xmlns:wpg="http://schemas.microsoft.com/office/word/2010/wordprocessingGroup" xmlns:wpi="http://schemas.microsoft.com/office/word/2010/wordprocessingInk" xmlns:wne="http://schemas.microsoft.com/office/word/2006/wordml" xmlns:wps="http://schemas.microsoft.com/office/word/2010/wordprocessingShape" mc:Ignorable="w14 w15 w16se w16cid w16 w16cex w16sdtdh wp14">
+<w:footnotes xmlns:wpc="http://schemas.microsoft.com/office/word/2010/wordprocessingCanvas" xmlns:cx="http://schemas.microsoft.com/office/drawing/2014/chartex" xmlns:cx1="http://schemas.microsoft.com/office/drawing/2015/9/8/chartex" xmlns:cx2="http://schemas.microsoft.com/office/drawing/2015/10/21/chartex" xmlns:cx3="http://schemas.microsoft.com/office/drawing/2016/5/9/chartex" xmlns:cx4="http://schemas.microsoft.com/office/drawing/2016/5/10/chartex" xmlns:cx5="http://schemas.microsoft.com/office/drawing/2016/5/11/chartex" xmlns:cx6="http://schemas.microsoft.com/office/drawing/2016/5/12/chartex" xmlns:cx7="http://schemas.microsoft.com/office/drawing/2016/5/13/chartex" xmlns:cx8="http://schemas.microsoft.com/office/drawing/2016/5/14/chartex" xmlns:mc="http://schemas.openxmlformats.org/markup-compatibility/2006" xmlns:aink="http://schemas.microsoft.com/office/drawing/2016/ink" xmlns:am3d="http://schemas.microsoft.com/office/drawing/2017/model3d" xmlns:o="urn:schemas-microsoft-com:office:office" xmlns:r="http://schemas.openxmlformats.org/officeDocument/2006/relationships" xmlns:m="http://schemas.openxmlformats.org/officeDocument/2006/math" xmlns:v="urn:schemas-microsoft-com:vml" xmlns:wp14="http://schemas.microsoft.com/office/word/2010/wordprocessingDrawing" xmlns:wp="http://schemas.openxmlformats.org/drawingml/2006/wordprocessingDrawing" xmlns:w10="urn:schemas-microsoft-com:office:word" xmlns:w="http://schemas.openxmlformats.org/wordprocessingml/2006/main" xmlns:w14="http://schemas.microsoft.com/office/word/2010/wordml" xmlns:w15="http://schemas.microsoft.com/office/word/2012/wordml" xmlns:w16cex="http://schemas.microsoft.com/office/word/2018/wordml/cex" xmlns:w16cid="http://schemas.microsoft.com/office/word/2016/wordml/cid" xmlns:w16="http://schemas.microsoft.com/office/word/2018/wordml" xmlns:w16sdtdh="http://schemas.microsoft.com/office/word/2020/wordml/sdtdatahash" xmlns:w16se="http://schemas.microsoft.com/office/word/2015/wordml/symex" xmlns:wpg="http://schemas.microsoft.com/office/word/2010/wordprocessingGroup" xmlns:wpi="http://schemas.microsoft.com/office/word/2010/wordprocessingInk" xmlns:wne="http://schemas.microsoft.com/office/word/2006/wordml" xmlns:wps="http://schemas.microsoft.com/office/word/2010/wordprocessingShape" mc:Ignorable="w14 w15 w16se w16cid w16 w16cex w16sdtdh wp14">
   <w:footnote w:type="separator" w:id="-1">
     <w:p>
       <w:pPr>
@@ -4228,7 +4417,7 @@
 </file>
 
 <file path=word/header1.xml><?xml version="1.0" encoding="utf-8"?>
-<w:hdr xmlns:wpc="http://schemas.microsoft.com/office/word/2010/wordprocessingCanvas" xmlns:cx="http://schemas.microsoft.com/office/drawing/2014/chartex" xmlns:cx1="http://schemas.microsoft.com/office/drawing/2015/9/8/chartex" xmlns:cx2="http://schemas.microsoft.com/office/drawing/2015/10/21/chartex" xmlns:cx3="http://schemas.microsoft.com/office/drawing/2016/5/9/chartex" xmlns:cx4="http://schemas.microsoft.com/office/drawing/2016/5/10/chartex" xmlns:cx5="http://schemas.microsoft.com/office/drawing/2016/5/11/chartex" xmlns:cx6="http://schemas.microsoft.com/office/drawing/2016/5/12/chartex" xmlns:cx7="http://schemas.microsoft.com/office/drawing/2016/5/13/chartex" xmlns:cx8="http://schemas.microsoft.com/office/drawing/2016/5/14/chartex" xmlns:mc="http://schemas.openxmlformats.org/markup-compatibility/2006" xmlns:aink="http://schemas.microsoft.com/office/drawing/2016/ink" xmlns:am3d="http://schemas.microsoft.com/office/drawing/2017/model3d" xmlns:o="urn:schemas-microsoft-com:office:office" xmlns:oel="http://schemas.microsoft.com/office/2019/extlst" xmlns:r="http://schemas.openxmlformats.org/officeDocument/2006/relationships" xmlns:m="http://schemas.openxmlformats.org/officeDocument/2006/math" xmlns:v="urn:schemas-microsoft-com:vml" xmlns:wp14="http://schemas.microsoft.com/office/word/2010/wordprocessingDrawing" xmlns:wp="http://schemas.openxmlformats.org/drawingml/2006/wordprocessingDrawing" xmlns:w10="urn:schemas-microsoft-com:office:word" xmlns:w="http://schemas.openxmlformats.org/wordprocessingml/2006/main" xmlns:w14="http://schemas.microsoft.com/office/word/2010/wordml" xmlns:w15="http://schemas.microsoft.com/office/word/2012/wordml" xmlns:w16cex="http://schemas.microsoft.com/office/word/2018/wordml/cex" xmlns:w16cid="http://schemas.microsoft.com/office/word/2016/wordml/cid" xmlns:w16="http://schemas.microsoft.com/office/word/2018/wordml" xmlns:w16sdtdh="http://schemas.microsoft.com/office/word/2020/wordml/sdtdatahash" xmlns:w16se="http://schemas.microsoft.com/office/word/2015/wordml/symex" xmlns:wpg="http://schemas.microsoft.com/office/word/2010/wordprocessingGroup" xmlns:wpi="http://schemas.microsoft.com/office/word/2010/wordprocessingInk" xmlns:wne="http://schemas.microsoft.com/office/word/2006/wordml" xmlns:wps="http://schemas.microsoft.com/office/word/2010/wordprocessingShape" mc:Ignorable="w14 w15 w16se w16cid w16 w16cex w16sdtdh wp14">
+<w:hdr xmlns:wpc="http://schemas.microsoft.com/office/word/2010/wordprocessingCanvas" xmlns:cx="http://schemas.microsoft.com/office/drawing/2014/chartex" xmlns:cx1="http://schemas.microsoft.com/office/drawing/2015/9/8/chartex" xmlns:cx2="http://schemas.microsoft.com/office/drawing/2015/10/21/chartex" xmlns:cx3="http://schemas.microsoft.com/office/drawing/2016/5/9/chartex" xmlns:cx4="http://schemas.microsoft.com/office/drawing/2016/5/10/chartex" xmlns:cx5="http://schemas.microsoft.com/office/drawing/2016/5/11/chartex" xmlns:cx6="http://schemas.microsoft.com/office/drawing/2016/5/12/chartex" xmlns:cx7="http://schemas.microsoft.com/office/drawing/2016/5/13/chartex" xmlns:cx8="http://schemas.microsoft.com/office/drawing/2016/5/14/chartex" xmlns:mc="http://schemas.openxmlformats.org/markup-compatibility/2006" xmlns:aink="http://schemas.microsoft.com/office/drawing/2016/ink" xmlns:am3d="http://schemas.microsoft.com/office/drawing/2017/model3d" xmlns:o="urn:schemas-microsoft-com:office:office" xmlns:r="http://schemas.openxmlformats.org/officeDocument/2006/relationships" xmlns:m="http://schemas.openxmlformats.org/officeDocument/2006/math" xmlns:v="urn:schemas-microsoft-com:vml" xmlns:wp14="http://schemas.microsoft.com/office/word/2010/wordprocessingDrawing" xmlns:wp="http://schemas.openxmlformats.org/drawingml/2006/wordprocessingDrawing" xmlns:w10="urn:schemas-microsoft-com:office:word" xmlns:w="http://schemas.openxmlformats.org/wordprocessingml/2006/main" xmlns:w14="http://schemas.microsoft.com/office/word/2010/wordml" xmlns:w15="http://schemas.microsoft.com/office/word/2012/wordml" xmlns:w16cex="http://schemas.microsoft.com/office/word/2018/wordml/cex" xmlns:w16cid="http://schemas.microsoft.com/office/word/2016/wordml/cid" xmlns:w16="http://schemas.microsoft.com/office/word/2018/wordml" xmlns:w16sdtdh="http://schemas.microsoft.com/office/word/2020/wordml/sdtdatahash" xmlns:w16se="http://schemas.microsoft.com/office/word/2015/wordml/symex" xmlns:wpg="http://schemas.microsoft.com/office/word/2010/wordprocessingGroup" xmlns:wpi="http://schemas.microsoft.com/office/word/2010/wordprocessingInk" xmlns:wne="http://schemas.microsoft.com/office/word/2006/wordml" xmlns:wps="http://schemas.microsoft.com/office/word/2010/wordprocessingShape" mc:Ignorable="w14 w15 w16se w16cid w16 w16cex w16sdtdh wp14">
   <w:p>
     <w:pPr>
       <w:pBdr>
@@ -4379,7 +4568,7 @@
         </mc:Choice>
         <mc:Fallback>
           <w:pict>
-            <v:rect w14:anchorId="06CEF5A9" id="Rectángulo 1" o:spid="_x0000_s1026" style="position:absolute;margin-left:-54pt;margin-top:-14.4pt;width:460.5pt;height:112.3pt;z-index:251659264;visibility:visible;mso-wrap-style:square;mso-wrap-distance-left:9pt;mso-wrap-distance-top:3.6pt;mso-wrap-distance-right:9pt;mso-wrap-distance-bottom:3.6pt;mso-position-horizontal:absolute;mso-position-horizontal-relative:text;mso-position-vertical:absolute;mso-position-vertical-relative:text;v-text-anchor:top" o:gfxdata="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" filled="f" stroked="f">
+            <v:rect w14:anchorId="06CEF5A9" id="Rectángulo 1" o:spid="_x0000_s1026" style="position:absolute;margin-left:-54pt;margin-top:-14.4pt;width:460.5pt;height:112.3pt;z-index:251659264;visibility:visible;mso-wrap-style:square;mso-wrap-distance-left:9pt;mso-wrap-distance-top:3.6pt;mso-wrap-distance-right:9pt;mso-wrap-distance-bottom:3.6pt;mso-position-horizontal:absolute;mso-position-horizontal-relative:text;mso-position-vertical:absolute;mso-position-vertical-relative:text;v-text-anchor:top" o:gfxdata="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" filled="f" stroked="f">
               <v:textbox inset="2.53958mm,1.2694mm,2.53958mm,1.2694mm">
                 <w:txbxContent>
                   <w:p>
@@ -4427,7 +4616,7 @@
 </file>
 
 <file path=word/numbering.xml><?xml version="1.0" encoding="utf-8"?>
-<w:numbering xmlns:wpc="http://schemas.microsoft.com/office/word/2010/wordprocessingCanvas" xmlns:cx="http://schemas.microsoft.com/office/drawing/2014/chartex" xmlns:cx1="http://schemas.microsoft.com/office/drawing/2015/9/8/chartex" xmlns:cx2="http://schemas.microsoft.com/office/drawing/2015/10/21/chartex" xmlns:cx3="http://schemas.microsoft.com/office/drawing/2016/5/9/chartex" xmlns:cx4="http://schemas.microsoft.com/office/drawing/2016/5/10/chartex" xmlns:cx5="http://schemas.microsoft.com/office/drawing/2016/5/11/chartex" xmlns:cx6="http://schemas.microsoft.com/office/drawing/2016/5/12/chartex" xmlns:cx7="http://schemas.microsoft.com/office/drawing/2016/5/13/chartex" xmlns:cx8="http://schemas.microsoft.com/office/drawing/2016/5/14/chartex" xmlns:mc="http://schemas.openxmlformats.org/markup-compatibility/2006" xmlns:aink="http://schemas.microsoft.com/office/drawing/2016/ink" xmlns:am3d="http://schemas.microsoft.com/office/drawing/2017/model3d" xmlns:o="urn:schemas-microsoft-com:office:office" xmlns:oel="http://schemas.microsoft.com/office/2019/extlst" xmlns:r="http://schemas.openxmlformats.org/officeDocument/2006/relationships" xmlns:m="http://schemas.openxmlformats.org/officeDocument/2006/math" xmlns:v="urn:schemas-microsoft-com:vml" xmlns:wp14="http://schemas.microsoft.com/office/word/2010/wordprocessingDrawing" xmlns:wp="http://schemas.openxmlformats.org/drawingml/2006/wordprocessingDrawing" xmlns:w10="urn:schemas-microsoft-com:office:word" xmlns:w="http://schemas.openxmlformats.org/wordprocessingml/2006/main" xmlns:w14="http://schemas.microsoft.com/office/word/2010/wordml" xmlns:w15="http://schemas.microsoft.com/office/word/2012/wordml" xmlns:w16cex="http://schemas.microsoft.com/office/word/2018/wordml/cex" xmlns:w16cid="http://schemas.microsoft.com/office/word/2016/wordml/cid" xmlns:w16="http://schemas.microsoft.com/office/word/2018/wordml" xmlns:w16sdtdh="http://schemas.microsoft.com/office/word/2020/wordml/sdtdatahash" xmlns:w16se="http://schemas.microsoft.com/office/word/2015/wordml/symex" xmlns:wpg="http://schemas.microsoft.com/office/word/2010/wordprocessingGroup" xmlns:wpi="http://schemas.microsoft.com/office/word/2010/wordprocessingInk" xmlns:wne="http://schemas.microsoft.com/office/word/2006/wordml" xmlns:wps="http://schemas.microsoft.com/office/word/2010/wordprocessingShape" mc:Ignorable="w14 w15 w16se w16cid w16 w16cex w16sdtdh wp14">
+<w:numbering xmlns:wpc="http://schemas.microsoft.com/office/word/2010/wordprocessingCanvas" xmlns:cx="http://schemas.microsoft.com/office/drawing/2014/chartex" xmlns:cx1="http://schemas.microsoft.com/office/drawing/2015/9/8/chartex" xmlns:cx2="http://schemas.microsoft.com/office/drawing/2015/10/21/chartex" xmlns:cx3="http://schemas.microsoft.com/office/drawing/2016/5/9/chartex" xmlns:cx4="http://schemas.microsoft.com/office/drawing/2016/5/10/chartex" xmlns:cx5="http://schemas.microsoft.com/office/drawing/2016/5/11/chartex" xmlns:cx6="http://schemas.microsoft.com/office/drawing/2016/5/12/chartex" xmlns:cx7="http://schemas.microsoft.com/office/drawing/2016/5/13/chartex" xmlns:cx8="http://schemas.microsoft.com/office/drawing/2016/5/14/chartex" xmlns:mc="http://schemas.openxmlformats.org/markup-compatibility/2006" xmlns:aink="http://schemas.microsoft.com/office/drawing/2016/ink" xmlns:am3d="http://schemas.microsoft.com/office/drawing/2017/model3d" xmlns:o="urn:schemas-microsoft-com:office:office" xmlns:r="http://schemas.openxmlformats.org/officeDocument/2006/relationships" xmlns:m="http://schemas.openxmlformats.org/officeDocument/2006/math" xmlns:v="urn:schemas-microsoft-com:vml" xmlns:wp14="http://schemas.microsoft.com/office/word/2010/wordprocessingDrawing" xmlns:wp="http://schemas.openxmlformats.org/drawingml/2006/wordprocessingDrawing" xmlns:w10="urn:schemas-microsoft-com:office:word" xmlns:w="http://schemas.openxmlformats.org/wordprocessingml/2006/main" xmlns:w14="http://schemas.microsoft.com/office/word/2010/wordml" xmlns:w15="http://schemas.microsoft.com/office/word/2012/wordml" xmlns:w16cex="http://schemas.microsoft.com/office/word/2018/wordml/cex" xmlns:w16cid="http://schemas.microsoft.com/office/word/2016/wordml/cid" xmlns:w16="http://schemas.microsoft.com/office/word/2018/wordml" xmlns:w16sdtdh="http://schemas.microsoft.com/office/word/2020/wordml/sdtdatahash" xmlns:w16se="http://schemas.microsoft.com/office/word/2015/wordml/symex" xmlns:wpg="http://schemas.microsoft.com/office/word/2010/wordprocessingGroup" xmlns:wpi="http://schemas.microsoft.com/office/word/2010/wordprocessingInk" xmlns:wne="http://schemas.microsoft.com/office/word/2006/wordml" xmlns:wps="http://schemas.microsoft.com/office/word/2010/wordprocessingShape" mc:Ignorable="w14 w15 w16se w16cid w16 w16cex w16sdtdh wp14">
   <w:abstractNum w:abstractNumId="0" w15:restartNumberingAfterBreak="0">
     <w:nsid w:val="2CF908E6"/>
     <w:multiLevelType w:val="multilevel"/>
@@ -4541,7 +4730,7 @@
       </w:rPr>
     </w:lvl>
   </w:abstractNum>
-  <w:num w:numId="1" w16cid:durableId="30150137">
+  <w:num w:numId="1">
     <w:abstractNumId w:val="0"/>
   </w:num>
 </w:numbering>
@@ -5528,34 +5717,6 @@
 </file>
 
 <file path=customXml/item1.xml><?xml version="1.0" encoding="utf-8"?>
-<?mso-contentType ?>
-<FormTemplates xmlns="http://schemas.microsoft.com/sharepoint/v3/contenttype/forms">
-  <Display>DocumentLibraryForm</Display>
-  <Edit>DocumentLibraryForm</Edit>
-  <New>DocumentLibraryForm</New>
-</FormTemplates>
-</file>
-
-<file path=customXml/item2.xml><?xml version="1.0" encoding="utf-8"?>
-<p:properties xmlns:p="http://schemas.microsoft.com/office/2006/metadata/properties" xmlns:xsi="http://www.w3.org/2001/XMLSchema-instance" xmlns:pc="http://schemas.microsoft.com/office/infopath/2007/PartnerControls">
-  <documentManagement>
-    <TaxCatchAll xmlns="13c90a0b-73bc-4dc0-be5f-28d77b615beb" xsi:nil="true"/>
-    <lcf76f155ced4ddcb4097134ff3c332f xmlns="13c93bba-48ce-428c-bfe5-88b42c19b028">
-      <Terms xmlns="http://schemas.microsoft.com/office/infopath/2007/PartnerControls"/>
-    </lcf76f155ced4ddcb4097134ff3c332f>
-    <SharedWithUsers xmlns="13c90a0b-73bc-4dc0-be5f-28d77b615beb">
-      <UserInfo>
-        <DisplayName/>
-        <AccountId xsi:nil="true"/>
-        <AccountType/>
-      </UserInfo>
-    </SharedWithUsers>
-    <MediaLengthInSeconds xmlns="13c93bba-48ce-428c-bfe5-88b42c19b028" xsi:nil="true"/>
-  </documentManagement>
-</p:properties>
-</file>
-
-<file path=customXml/item3.xml><?xml version="1.0" encoding="utf-8"?>
 <ct:contentTypeSchema xmlns:ct="http://schemas.microsoft.com/office/2006/metadata/contentType" xmlns:ma="http://schemas.microsoft.com/office/2006/metadata/properties/metaAttributes" ct:_="" ma:_="" ma:contentTypeName="Documento" ma:contentTypeID="0x0101006A81D6BD42E8DF4C91013959704817E1" ma:contentTypeVersion="14" ma:contentTypeDescription="Crear nuevo documento." ma:contentTypeScope="" ma:versionID="cd14e03e9fc6eb087109c39a3de1a2a7">
   <xsd:schema xmlns:xsd="http://www.w3.org/2001/XMLSchema" xmlns:xs="http://www.w3.org/2001/XMLSchema" xmlns:p="http://schemas.microsoft.com/office/2006/metadata/properties" xmlns:ns2="13c90a0b-73bc-4dc0-be5f-28d77b615beb" xmlns:ns3="13c93bba-48ce-428c-bfe5-88b42c19b028" targetNamespace="http://schemas.microsoft.com/office/2006/metadata/properties" ma:root="true" ma:fieldsID="247ff0312e87511bd2ce05ea47f33022" ns2:_="" ns3:_="">
     <xsd:import namespace="13c90a0b-73bc-4dc0-be5f-28d77b615beb"/>
@@ -5784,10 +5945,49 @@
 </ct:contentTypeSchema>
 </file>
 
+<file path=customXml/item2.xml><?xml version="1.0" encoding="utf-8"?>
+<p:properties xmlns:p="http://schemas.microsoft.com/office/2006/metadata/properties" xmlns:xsi="http://www.w3.org/2001/XMLSchema-instance" xmlns:pc="http://schemas.microsoft.com/office/infopath/2007/PartnerControls">
+  <documentManagement>
+    <TaxCatchAll xmlns="13c90a0b-73bc-4dc0-be5f-28d77b615beb" xsi:nil="true"/>
+    <lcf76f155ced4ddcb4097134ff3c332f xmlns="13c93bba-48ce-428c-bfe5-88b42c19b028">
+      <Terms xmlns="http://schemas.microsoft.com/office/infopath/2007/PartnerControls"/>
+    </lcf76f155ced4ddcb4097134ff3c332f>
+    <SharedWithUsers xmlns="13c90a0b-73bc-4dc0-be5f-28d77b615beb">
+      <UserInfo>
+        <DisplayName/>
+        <AccountId xsi:nil="true"/>
+        <AccountType/>
+      </UserInfo>
+    </SharedWithUsers>
+    <MediaLengthInSeconds xmlns="13c93bba-48ce-428c-bfe5-88b42c19b028" xsi:nil="true"/>
+  </documentManagement>
+</p:properties>
+</file>
+
+<file path=customXml/item3.xml><?xml version="1.0" encoding="utf-8"?>
+<?mso-contentType ?>
+<FormTemplates xmlns="http://schemas.microsoft.com/sharepoint/v3/contenttype/forms">
+  <Display>DocumentLibraryForm</Display>
+  <Edit>DocumentLibraryForm</Edit>
+  <New>DocumentLibraryForm</New>
+</FormTemplates>
+</file>
+
 <file path=customXml/itemProps1.xml><?xml version="1.0" encoding="utf-8"?>
-<ds:datastoreItem xmlns:ds="http://schemas.openxmlformats.org/officeDocument/2006/customXml" ds:itemID="{24F09C41-97FB-4E53-8DD2-F07DE840F453}">
+<ds:datastoreItem xmlns:ds="http://schemas.openxmlformats.org/officeDocument/2006/customXml" ds:itemID="{8322BD14-616D-4D77-89F3-29AC6F5EF7BA}">
   <ds:schemaRefs>
-    <ds:schemaRef ds:uri="http://schemas.microsoft.com/sharepoint/v3/contenttype/forms"/>
+    <ds:schemaRef ds:uri="http://schemas.microsoft.com/office/2006/metadata/contentType"/>
+    <ds:schemaRef ds:uri="http://schemas.microsoft.com/office/2006/metadata/properties/metaAttributes"/>
+    <ds:schemaRef ds:uri="http://www.w3.org/2001/XMLSchema"/>
+    <ds:schemaRef ds:uri="http://schemas.microsoft.com/office/2006/metadata/properties"/>
+    <ds:schemaRef ds:uri="13c90a0b-73bc-4dc0-be5f-28d77b615beb"/>
+    <ds:schemaRef ds:uri="13c93bba-48ce-428c-bfe5-88b42c19b028"/>
+    <ds:schemaRef ds:uri="http://schemas.microsoft.com/office/2006/documentManagement/types"/>
+    <ds:schemaRef ds:uri="http://schemas.microsoft.com/office/infopath/2007/PartnerControls"/>
+    <ds:schemaRef ds:uri="http://schemas.openxmlformats.org/package/2006/metadata/core-properties"/>
+    <ds:schemaRef ds:uri="http://purl.org/dc/elements/1.1/"/>
+    <ds:schemaRef ds:uri="http://purl.org/dc/terms/"/>
+    <ds:schemaRef ds:uri="http://schemas.microsoft.com/internal/obd"/>
   </ds:schemaRefs>
 </ds:datastoreItem>
 </file>
@@ -5797,12 +5997,16 @@
   <ds:schemaRefs>
     <ds:schemaRef ds:uri="http://schemas.microsoft.com/office/2006/metadata/properties"/>
     <ds:schemaRef ds:uri="http://schemas.microsoft.com/office/infopath/2007/PartnerControls"/>
-    <ds:schemaRef ds:uri="1d52d4bc-3f95-4709-b359-1b96840d7671"/>
-    <ds:schemaRef ds:uri="8d1bea48-6525-4b05-8cf5-c6ad0dd5b02f"/>
+    <ds:schemaRef ds:uri="13c90a0b-73bc-4dc0-be5f-28d77b615beb"/>
+    <ds:schemaRef ds:uri="13c93bba-48ce-428c-bfe5-88b42c19b028"/>
   </ds:schemaRefs>
 </ds:datastoreItem>
 </file>
 
 <file path=customXml/itemProps3.xml><?xml version="1.0" encoding="utf-8"?>
-<ds:datastoreItem xmlns:ds="http://schemas.openxmlformats.org/officeDocument/2006/customXml" ds:itemID="{8322BD14-616D-4D77-89F3-29AC6F5EF7BA}"/>
+<ds:datastoreItem xmlns:ds="http://schemas.openxmlformats.org/officeDocument/2006/customXml" ds:itemID="{24F09C41-97FB-4E53-8DD2-F07DE840F453}">
+  <ds:schemaRefs>
+    <ds:schemaRef ds:uri="http://schemas.microsoft.com/sharepoint/v3/contenttype/forms"/>
+  </ds:schemaRefs>
+</ds:datastoreItem>
 </file>